--- a/contracts/PECH_INSTALLER_AGREEMENT.docx
+++ b/contracts/PECH_INSTALLER_AGREEMENT.docx
@@ -4,6 +4,62 @@
   <w:body>
     <w:p>
       <w:pPr>
+        <w:pBdr>
+          <w:top w:val="single" w:sz="12" w:space="1" w:color="00BFFF"/>
+          <w:bottom w:val="single" w:sz="36" w:space="0" w:color="F5A623"/>
+        </w:pBdr>
+        <w:spacing w:before="0" w:after="240"/>
+      </w:pPr>
+    </w:p>
+    <w:p>
+      <w:pPr>
+        <w:pBdr>
+          <w:bottom w:val="single" w:sz="6" w:space="1" w:color="00BFFF"/>
+        </w:pBdr>
+        <w:spacing w:before="0" w:after="120"/>
+      </w:pPr>
+    </w:p>
+    <w:p>
+      <w:pPr>
+        <w:jc w:val="center"/>
+        <w:spacing w:before="0" w:after="60"/>
+      </w:pPr>
+      <w:r>
+        <w:rPr>
+          <w:i/>
+          <w:color w:val="E08A00"/>
+          <w:sz w:val="18"/>
+          <w:szCs w:val="18"/>
+        </w:rPr>
+        <w:t>Technology &amp; Infrastructure Enablers for Africa</w:t>
+      </w:r>
+    </w:p>
+    <w:p>
+      <w:pPr>
+        <w:jc w:val="center"/>
+        <w:spacing w:before="200" w:after="40"/>
+      </w:pPr>
+      <w:r>
+        <w:rPr>
+          <w:b/>
+          <w:color w:val="0099CC"/>
+          <w:sz w:val="28"/>
+          <w:szCs w:val="28"/>
+        </w:rPr>
+        <w:t>PECH GROUP HOLDINGS LTD</w:t>
+      </w:r>
+    </w:p>
+    <w:p>
+      <w:pPr>
+        <w:pBdr>
+          <w:top w:val="single" w:sz="36" w:space="0" w:color="F5A623"/>
+          <w:bottom w:val="single" w:sz="12" w:space="1" w:color="00BFFF"/>
+        </w:pBdr>
+        <w:spacing w:after="0"/>
+      </w:pPr>
+    </w:p>
+    <w:p>
+      <w:pPr>
         <w:pStyle w:val="Title"/>
       </w:pPr>
       <w:r>
@@ -52,8 +108,19 @@
     <w:p>
       <w:pPr>
         <w:pStyle w:val="Heading1"/>
-      </w:pPr>
-      <w:r>
+        <w:rPr>
+          <w:color w:val="0099CC"/>
+        </w:rPr>
+        <w:pBdr>
+          <w:bottom w:val="single" w:sz="18" w:space="2" w:color="F5A623"/>
+        </w:pBdr>
+      </w:pPr>
+      <w:r>
+        <w:rPr>
+          <w:b/>
+          <w:color w:val="0099CC"/>
+          <w:sz w:val="44"/>
+        </w:rPr>
         <w:t xml:space="preserve">PECH GROUP HOLDINGS LTD</w:t>
       </w:r>
     </w:p>
@@ -99,9 +166,29 @@
     <w:bookmarkStart w:id="21" w:name="certified-installer-agreement"/>
     <w:p>
       <w:pPr>
+        <w:pBdr>
+          <w:top w:val="single" w:sz="18" w:space="1" w:color="F5A623"/>
+          <w:bottom w:val="single" w:sz="6" w:space="1" w:color="0099CC"/>
+        </w:pBdr>
+        <w:spacing w:before="200" w:after="200"/>
+      </w:pPr>
+    </w:p>
+    <w:p>
+      <w:pPr>
         <w:pStyle w:val="Heading2"/>
-      </w:pPr>
-      <w:r>
+        <w:rPr>
+          <w:color w:val="0099CC"/>
+        </w:rPr>
+        <w:pBdr>
+          <w:bottom w:val="single" w:sz="6" w:space="2" w:color="00BFFF"/>
+        </w:pBdr>
+      </w:pPr>
+      <w:r>
+        <w:rPr>
+          <w:b/>
+          <w:color w:val="0099CC"/>
+          <w:sz w:val="32"/>
+        </w:rPr>
         <w:t xml:space="preserve">CERTIFIED INSTALLER AGREEMENT</w:t>
       </w:r>
     </w:p>
@@ -392,9 +479,29 @@
     <w:bookmarkStart w:id="22" w:name="definitions"/>
     <w:p>
       <w:pPr>
+        <w:pBdr>
+          <w:top w:val="single" w:sz="18" w:space="1" w:color="F5A623"/>
+          <w:bottom w:val="single" w:sz="6" w:space="1" w:color="0099CC"/>
+        </w:pBdr>
+        <w:spacing w:before="200" w:after="200"/>
+      </w:pPr>
+    </w:p>
+    <w:p>
+      <w:pPr>
         <w:pStyle w:val="Heading2"/>
-      </w:pPr>
-      <w:r>
+        <w:rPr>
+          <w:color w:val="0099CC"/>
+        </w:rPr>
+        <w:pBdr>
+          <w:bottom w:val="single" w:sz="6" w:space="2" w:color="00BFFF"/>
+        </w:pBdr>
+      </w:pPr>
+      <w:r>
+        <w:rPr>
+          <w:b/>
+          <w:color w:val="0099CC"/>
+          <w:sz w:val="32"/>
+        </w:rPr>
         <w:t xml:space="preserve">1. DEFINITIONS</w:t>
       </w:r>
     </w:p>
@@ -404,6 +511,14 @@
         <w:tblW w:type="pct" w:w="5000"/>
         <w:tblLook w:firstRow="1" w:lastRow="0" w:firstColumn="0" w:lastColumn="0" w:noHBand="0" w:noVBand="0" w:val="0020"/>
         <w:jc w:val="start"/>
+        <w:tblBorders>
+          <w:top w:val="single" w:sz="4" w:space="0" w:color="B0D4E8"/>
+          <w:left w:val="single" w:sz="4" w:space="0" w:color="B0D4E8"/>
+          <w:bottom w:val="single" w:sz="4" w:space="0" w:color="B0D4E8"/>
+          <w:right w:val="single" w:sz="4" w:space="0" w:color="B0D4E8"/>
+          <w:insideH w:val="single" w:sz="4" w:space="0" w:color="B0D4E8"/>
+          <w:insideV w:val="single" w:sz="4" w:space="0" w:color="B0D4E8"/>
+        </w:tblBorders>
       </w:tblPr>
       <w:tblGrid>
         <w:gridCol w:w="2795"/>
@@ -414,25 +529,39 @@
           <w:tblHeader w:val="true"/>
         </w:trPr>
         <w:tc>
-          <w:tcPr/>
-          <w:p>
-            <w:pPr>
-              <w:pStyle w:val="Compact"/>
-              <w:jc w:val="left"/>
-            </w:pPr>
-            <w:r>
+          <w:tcPr>
+            <w:shd w:fill="0099CC" w:val="clear"/>
+          </w:tcPr>
+          <w:p>
+            <w:pPr>
+              <w:pStyle w:val="Compact"/>
+              <w:jc w:val="left"/>
+            </w:pPr>
+            <w:r>
+              <w:rPr>
+                <w:b/>
+                <w:color w:val="FFFFFF"/>
+                <w:sz w:val="20"/>
+              </w:rPr>
               <w:t xml:space="preserve">Term</w:t>
             </w:r>
           </w:p>
         </w:tc>
         <w:tc>
-          <w:tcPr/>
-          <w:p>
-            <w:pPr>
-              <w:pStyle w:val="Compact"/>
-              <w:jc w:val="left"/>
-            </w:pPr>
-            <w:r>
+          <w:tcPr>
+            <w:shd w:fill="0099CC" w:val="clear"/>
+          </w:tcPr>
+          <w:p>
+            <w:pPr>
+              <w:pStyle w:val="Compact"/>
+              <w:jc w:val="left"/>
+            </w:pPr>
+            <w:r>
+              <w:rPr>
+                <w:b/>
+                <w:color w:val="FFFFFF"/>
+                <w:sz w:val="20"/>
+              </w:rPr>
               <w:t xml:space="preserve">Definition</w:t>
             </w:r>
           </w:p>
@@ -440,7 +569,9 @@
       </w:tr>
       <w:tr>
         <w:tc>
-          <w:tcPr/>
+          <w:tcPr>
+            <w:shd w:fill="FFFFFF" w:val="clear"/>
+          </w:tcPr>
           <w:p>
             <w:pPr>
               <w:pStyle w:val="Compact"/>
@@ -450,19 +581,27 @@
               <w:rPr>
                 <w:bCs/>
                 <w:b/>
+                <w:color w:val="1A1A1A"/>
+                <w:sz w:val="19"/>
               </w:rPr>
               <w:t xml:space="preserve">PECH Devices</w:t>
             </w:r>
           </w:p>
         </w:tc>
         <w:tc>
-          <w:tcPr/>
-          <w:p>
-            <w:pPr>
-              <w:pStyle w:val="Compact"/>
-              <w:jc w:val="left"/>
-            </w:pPr>
-            <w:r>
+          <w:tcPr>
+            <w:shd w:fill="FFFFFF" w:val="clear"/>
+          </w:tcPr>
+          <w:p>
+            <w:pPr>
+              <w:pStyle w:val="Compact"/>
+              <w:jc w:val="left"/>
+            </w:pPr>
+            <w:r>
+              <w:rPr>
+                <w:color w:val="1A1A1A"/>
+                <w:sz w:val="19"/>
+              </w:rPr>
               <w:t xml:space="preserve">IoT sensors, smart meters, solar equipment, networking hardware, and all other hardware products manufactured, distributed, or sold by PECH</w:t>
             </w:r>
           </w:p>
@@ -470,7 +609,9 @@
       </w:tr>
       <w:tr>
         <w:tc>
-          <w:tcPr/>
+          <w:tcPr>
+            <w:shd w:fill="E8F8FF" w:val="clear"/>
+          </w:tcPr>
           <w:p>
             <w:pPr>
               <w:pStyle w:val="Compact"/>
@@ -480,19 +621,27 @@
               <w:rPr>
                 <w:bCs/>
                 <w:b/>
+                <w:color w:val="1A1A1A"/>
+                <w:sz w:val="19"/>
               </w:rPr>
               <w:t xml:space="preserve">Installation Services</w:t>
             </w:r>
           </w:p>
         </w:tc>
         <w:tc>
-          <w:tcPr/>
-          <w:p>
-            <w:pPr>
-              <w:pStyle w:val="Compact"/>
-              <w:jc w:val="left"/>
-            </w:pPr>
-            <w:r>
+          <w:tcPr>
+            <w:shd w:fill="E8F8FF" w:val="clear"/>
+          </w:tcPr>
+          <w:p>
+            <w:pPr>
+              <w:pStyle w:val="Compact"/>
+              <w:jc w:val="left"/>
+            </w:pPr>
+            <w:r>
+              <w:rPr>
+                <w:color w:val="1A1A1A"/>
+                <w:sz w:val="19"/>
+              </w:rPr>
               <w:t xml:space="preserve">The installation, configuration, commissioning, testing, and basic maintenance of PECH Devices</w:t>
             </w:r>
           </w:p>
@@ -500,7 +649,9 @@
       </w:tr>
       <w:tr>
         <w:tc>
-          <w:tcPr/>
+          <w:tcPr>
+            <w:shd w:fill="FFFFFF" w:val="clear"/>
+          </w:tcPr>
           <w:p>
             <w:pPr>
               <w:pStyle w:val="Compact"/>
@@ -510,19 +661,27 @@
               <w:rPr>
                 <w:bCs/>
                 <w:b/>
+                <w:color w:val="1A1A1A"/>
+                <w:sz w:val="19"/>
               </w:rPr>
               <w:t xml:space="preserve">Certification</w:t>
             </w:r>
           </w:p>
         </w:tc>
         <w:tc>
-          <w:tcPr/>
-          <w:p>
-            <w:pPr>
-              <w:pStyle w:val="Compact"/>
-              <w:jc w:val="left"/>
-            </w:pPr>
-            <w:r>
+          <w:tcPr>
+            <w:shd w:fill="FFFFFF" w:val="clear"/>
+          </w:tcPr>
+          <w:p>
+            <w:pPr>
+              <w:pStyle w:val="Compact"/>
+              <w:jc w:val="left"/>
+            </w:pPr>
+            <w:r>
+              <w:rPr>
+                <w:color w:val="1A1A1A"/>
+                <w:sz w:val="19"/>
+              </w:rPr>
               <w:t xml:space="preserve">The PECH Certified Installer credential obtained by completing the PECH Installer Training Program</w:t>
             </w:r>
           </w:p>
@@ -530,7 +689,9 @@
       </w:tr>
       <w:tr>
         <w:tc>
-          <w:tcPr/>
+          <w:tcPr>
+            <w:shd w:fill="E8F8FF" w:val="clear"/>
+          </w:tcPr>
           <w:p>
             <w:pPr>
               <w:pStyle w:val="Compact"/>
@@ -540,19 +701,27 @@
               <w:rPr>
                 <w:bCs/>
                 <w:b/>
+                <w:color w:val="1A1A1A"/>
+                <w:sz w:val="19"/>
               </w:rPr>
               <w:t xml:space="preserve">Territory</w:t>
             </w:r>
           </w:p>
         </w:tc>
         <w:tc>
-          <w:tcPr/>
-          <w:p>
-            <w:pPr>
-              <w:pStyle w:val="Compact"/>
-              <w:jc w:val="left"/>
-            </w:pPr>
-            <w:r>
+          <w:tcPr>
+            <w:shd w:fill="E8F8FF" w:val="clear"/>
+          </w:tcPr>
+          <w:p>
+            <w:pPr>
+              <w:pStyle w:val="Compact"/>
+              <w:jc w:val="left"/>
+            </w:pPr>
+            <w:r>
+              <w:rPr>
+                <w:color w:val="1A1A1A"/>
+                <w:sz w:val="19"/>
+              </w:rPr>
               <w:t xml:space="preserve">The geographic area assigned to the Installer as specified in Clause 14</w:t>
             </w:r>
           </w:p>
@@ -560,7 +729,9 @@
       </w:tr>
       <w:tr>
         <w:tc>
-          <w:tcPr/>
+          <w:tcPr>
+            <w:shd w:fill="FFFFFF" w:val="clear"/>
+          </w:tcPr>
           <w:p>
             <w:pPr>
               <w:pStyle w:val="Compact"/>
@@ -570,19 +741,27 @@
               <w:rPr>
                 <w:bCs/>
                 <w:b/>
+                <w:color w:val="1A1A1A"/>
+                <w:sz w:val="19"/>
               </w:rPr>
               <w:t xml:space="preserve">Job</w:t>
             </w:r>
           </w:p>
         </w:tc>
         <w:tc>
-          <w:tcPr/>
-          <w:p>
-            <w:pPr>
-              <w:pStyle w:val="Compact"/>
-              <w:jc w:val="left"/>
-            </w:pPr>
-            <w:r>
+          <w:tcPr>
+            <w:shd w:fill="FFFFFF" w:val="clear"/>
+          </w:tcPr>
+          <w:p>
+            <w:pPr>
+              <w:pStyle w:val="Compact"/>
+              <w:jc w:val="left"/>
+            </w:pPr>
+            <w:r>
+              <w:rPr>
+                <w:color w:val="1A1A1A"/>
+                <w:sz w:val="19"/>
+              </w:rPr>
               <w:t xml:space="preserve">An individual installation assignment issued by PECH or directly by a customer through the PECH Platform</w:t>
             </w:r>
           </w:p>
@@ -590,7 +769,9 @@
       </w:tr>
       <w:tr>
         <w:tc>
-          <w:tcPr/>
+          <w:tcPr>
+            <w:shd w:fill="E8F8FF" w:val="clear"/>
+          </w:tcPr>
           <w:p>
             <w:pPr>
               <w:pStyle w:val="Compact"/>
@@ -600,19 +781,27 @@
               <w:rPr>
                 <w:bCs/>
                 <w:b/>
+                <w:color w:val="1A1A1A"/>
+                <w:sz w:val="19"/>
               </w:rPr>
               <w:t xml:space="preserve">Completion Certificate</w:t>
             </w:r>
           </w:p>
         </w:tc>
         <w:tc>
-          <w:tcPr/>
-          <w:p>
-            <w:pPr>
-              <w:pStyle w:val="Compact"/>
-              <w:jc w:val="left"/>
-            </w:pPr>
-            <w:r>
+          <w:tcPr>
+            <w:shd w:fill="E8F8FF" w:val="clear"/>
+          </w:tcPr>
+          <w:p>
+            <w:pPr>
+              <w:pStyle w:val="Compact"/>
+              <w:jc w:val="left"/>
+            </w:pPr>
+            <w:r>
+              <w:rPr>
+                <w:color w:val="1A1A1A"/>
+                <w:sz w:val="19"/>
+              </w:rPr>
               <w:t xml:space="preserve">The Installation Completion Certificate issued upon successful completion and customer acceptance of a Job</w:t>
             </w:r>
           </w:p>
@@ -630,9 +819,29 @@
     <w:bookmarkStart w:id="23" w:name="appointment"/>
     <w:p>
       <w:pPr>
+        <w:pBdr>
+          <w:top w:val="single" w:sz="18" w:space="1" w:color="F5A623"/>
+          <w:bottom w:val="single" w:sz="6" w:space="1" w:color="0099CC"/>
+        </w:pBdr>
+        <w:spacing w:before="200" w:after="200"/>
+      </w:pPr>
+    </w:p>
+    <w:p>
+      <w:pPr>
         <w:pStyle w:val="Heading2"/>
-      </w:pPr>
-      <w:r>
+        <w:rPr>
+          <w:color w:val="0099CC"/>
+        </w:rPr>
+        <w:pBdr>
+          <w:bottom w:val="single" w:sz="6" w:space="2" w:color="00BFFF"/>
+        </w:pBdr>
+      </w:pPr>
+      <w:r>
+        <w:rPr>
+          <w:b/>
+          <w:color w:val="0099CC"/>
+          <w:sz w:val="32"/>
+        </w:rPr>
         <w:t xml:space="preserve">2. APPOINTMENT</w:t>
       </w:r>
     </w:p>
@@ -687,9 +896,29 @@
     <w:bookmarkStart w:id="24" w:name="scope-of-work"/>
     <w:p>
       <w:pPr>
+        <w:pBdr>
+          <w:top w:val="single" w:sz="18" w:space="1" w:color="F5A623"/>
+          <w:bottom w:val="single" w:sz="6" w:space="1" w:color="0099CC"/>
+        </w:pBdr>
+        <w:spacing w:before="200" w:after="200"/>
+      </w:pPr>
+    </w:p>
+    <w:p>
+      <w:pPr>
         <w:pStyle w:val="Heading2"/>
-      </w:pPr>
-      <w:r>
+        <w:rPr>
+          <w:color w:val="0099CC"/>
+        </w:rPr>
+        <w:pBdr>
+          <w:bottom w:val="single" w:sz="6" w:space="2" w:color="00BFFF"/>
+        </w:pBdr>
+      </w:pPr>
+      <w:r>
+        <w:rPr>
+          <w:b/>
+          <w:color w:val="0099CC"/>
+          <w:sz w:val="32"/>
+        </w:rPr>
         <w:t xml:space="preserve">3. SCOPE OF WORK</w:t>
       </w:r>
     </w:p>
@@ -859,9 +1088,29 @@
     <w:bookmarkStart w:id="25" w:name="certification-requirements"/>
     <w:p>
       <w:pPr>
+        <w:pBdr>
+          <w:top w:val="single" w:sz="18" w:space="1" w:color="F5A623"/>
+          <w:bottom w:val="single" w:sz="6" w:space="1" w:color="0099CC"/>
+        </w:pBdr>
+        <w:spacing w:before="200" w:after="200"/>
+      </w:pPr>
+    </w:p>
+    <w:p>
+      <w:pPr>
         <w:pStyle w:val="Heading2"/>
-      </w:pPr>
-      <w:r>
+        <w:rPr>
+          <w:color w:val="0099CC"/>
+        </w:rPr>
+        <w:pBdr>
+          <w:bottom w:val="single" w:sz="6" w:space="2" w:color="00BFFF"/>
+        </w:pBdr>
+      </w:pPr>
+      <w:r>
+        <w:rPr>
+          <w:b/>
+          <w:color w:val="0099CC"/>
+          <w:sz w:val="32"/>
+        </w:rPr>
         <w:t xml:space="preserve">4. CERTIFICATION REQUIREMENTS</w:t>
       </w:r>
     </w:p>
@@ -992,9 +1241,29 @@
     <w:bookmarkStart w:id="26" w:name="quality-standards"/>
     <w:p>
       <w:pPr>
+        <w:pBdr>
+          <w:top w:val="single" w:sz="18" w:space="1" w:color="F5A623"/>
+          <w:bottom w:val="single" w:sz="6" w:space="1" w:color="0099CC"/>
+        </w:pBdr>
+        <w:spacing w:before="200" w:after="200"/>
+      </w:pPr>
+    </w:p>
+    <w:p>
+      <w:pPr>
         <w:pStyle w:val="Heading2"/>
-      </w:pPr>
-      <w:r>
+        <w:rPr>
+          <w:color w:val="0099CC"/>
+        </w:rPr>
+        <w:pBdr>
+          <w:bottom w:val="single" w:sz="6" w:space="2" w:color="00BFFF"/>
+        </w:pBdr>
+      </w:pPr>
+      <w:r>
+        <w:rPr>
+          <w:b/>
+          <w:color w:val="0099CC"/>
+          <w:sz w:val="32"/>
+        </w:rPr>
         <w:t xml:space="preserve">5. QUALITY STANDARDS</w:t>
       </w:r>
     </w:p>
@@ -1121,9 +1390,29 @@
     <w:bookmarkStart w:id="27" w:name="equipment-and-materials"/>
     <w:p>
       <w:pPr>
+        <w:pBdr>
+          <w:top w:val="single" w:sz="18" w:space="1" w:color="F5A623"/>
+          <w:bottom w:val="single" w:sz="6" w:space="1" w:color="0099CC"/>
+        </w:pBdr>
+        <w:spacing w:before="200" w:after="200"/>
+      </w:pPr>
+    </w:p>
+    <w:p>
+      <w:pPr>
         <w:pStyle w:val="Heading2"/>
-      </w:pPr>
-      <w:r>
+        <w:rPr>
+          <w:color w:val="0099CC"/>
+        </w:rPr>
+        <w:pBdr>
+          <w:bottom w:val="single" w:sz="6" w:space="2" w:color="00BFFF"/>
+        </w:pBdr>
+      </w:pPr>
+      <w:r>
+        <w:rPr>
+          <w:b/>
+          <w:color w:val="0099CC"/>
+          <w:sz w:val="32"/>
+        </w:rPr>
         <w:t xml:space="preserve">6. EQUIPMENT AND MATERIALS</w:t>
       </w:r>
     </w:p>
@@ -1234,9 +1523,29 @@
     <w:bookmarkStart w:id="28" w:name="pricing-and-payment"/>
     <w:p>
       <w:pPr>
+        <w:pBdr>
+          <w:top w:val="single" w:sz="18" w:space="1" w:color="F5A623"/>
+          <w:bottom w:val="single" w:sz="6" w:space="1" w:color="0099CC"/>
+        </w:pBdr>
+        <w:spacing w:before="200" w:after="200"/>
+      </w:pPr>
+    </w:p>
+    <w:p>
+      <w:pPr>
         <w:pStyle w:val="Heading2"/>
-      </w:pPr>
-      <w:r>
+        <w:rPr>
+          <w:color w:val="0099CC"/>
+        </w:rPr>
+        <w:pBdr>
+          <w:bottom w:val="single" w:sz="6" w:space="2" w:color="00BFFF"/>
+        </w:pBdr>
+      </w:pPr>
+      <w:r>
+        <w:rPr>
+          <w:b/>
+          <w:color w:val="0099CC"/>
+          <w:sz w:val="32"/>
+        </w:rPr>
         <w:t xml:space="preserve">7. PRICING AND PAYMENT</w:t>
       </w:r>
     </w:p>
@@ -1264,6 +1573,14 @@
         <w:tblW w:type="auto" w:w="0"/>
         <w:tblLook w:firstRow="1" w:lastRow="0" w:firstColumn="0" w:lastColumn="0" w:noHBand="0" w:noVBand="0" w:val="0020"/>
         <w:jc w:val="start"/>
+        <w:tblBorders>
+          <w:top w:val="single" w:sz="4" w:space="0" w:color="B0D4E8"/>
+          <w:left w:val="single" w:sz="4" w:space="0" w:color="B0D4E8"/>
+          <w:bottom w:val="single" w:sz="4" w:space="0" w:color="B0D4E8"/>
+          <w:right w:val="single" w:sz="4" w:space="0" w:color="B0D4E8"/>
+          <w:insideH w:val="single" w:sz="4" w:space="0" w:color="B0D4E8"/>
+          <w:insideV w:val="single" w:sz="4" w:space="0" w:color="B0D4E8"/>
+        </w:tblBorders>
       </w:tblPr>
       <w:tblGrid>
         <w:gridCol w:w="3960"/>
@@ -1274,25 +1591,39 @@
           <w:tblHeader w:val="true"/>
         </w:trPr>
         <w:tc>
-          <w:tcPr/>
-          <w:p>
-            <w:pPr>
-              <w:pStyle w:val="Compact"/>
-              <w:jc w:val="left"/>
-            </w:pPr>
-            <w:r>
+          <w:tcPr>
+            <w:shd w:fill="0099CC" w:val="clear"/>
+          </w:tcPr>
+          <w:p>
+            <w:pPr>
+              <w:pStyle w:val="Compact"/>
+              <w:jc w:val="left"/>
+            </w:pPr>
+            <w:r>
+              <w:rPr>
+                <w:b/>
+                <w:color w:val="FFFFFF"/>
+                <w:sz w:val="20"/>
+              </w:rPr>
               <w:t xml:space="preserve">Service Type</w:t>
             </w:r>
           </w:p>
         </w:tc>
         <w:tc>
-          <w:tcPr/>
-          <w:p>
-            <w:pPr>
-              <w:pStyle w:val="Compact"/>
-              <w:jc w:val="left"/>
-            </w:pPr>
-            <w:r>
+          <w:tcPr>
+            <w:shd w:fill="0099CC" w:val="clear"/>
+          </w:tcPr>
+          <w:p>
+            <w:pPr>
+              <w:pStyle w:val="Compact"/>
+              <w:jc w:val="left"/>
+            </w:pPr>
+            <w:r>
+              <w:rPr>
+                <w:b/>
+                <w:color w:val="FFFFFF"/>
+                <w:sz w:val="20"/>
+              </w:rPr>
               <w:t xml:space="preserve">Rate</w:t>
             </w:r>
           </w:p>
@@ -1300,25 +1631,37 @@
       </w:tr>
       <w:tr>
         <w:tc>
-          <w:tcPr/>
-          <w:p>
-            <w:pPr>
-              <w:pStyle w:val="Compact"/>
-              <w:jc w:val="left"/>
-            </w:pPr>
-            <w:r>
+          <w:tcPr>
+            <w:shd w:fill="FFFFFF" w:val="clear"/>
+          </w:tcPr>
+          <w:p>
+            <w:pPr>
+              <w:pStyle w:val="Compact"/>
+              <w:jc w:val="left"/>
+            </w:pPr>
+            <w:r>
+              <w:rPr>
+                <w:color w:val="1A1A1A"/>
+                <w:sz w:val="19"/>
+              </w:rPr>
               <w:t xml:space="preserve">Standard Residential Installation</w:t>
             </w:r>
           </w:p>
         </w:tc>
         <w:tc>
-          <w:tcPr/>
-          <w:p>
-            <w:pPr>
-              <w:pStyle w:val="Compact"/>
-              <w:jc w:val="left"/>
-            </w:pPr>
-            <w:r>
+          <w:tcPr>
+            <w:shd w:fill="FFFFFF" w:val="clear"/>
+          </w:tcPr>
+          <w:p>
+            <w:pPr>
+              <w:pStyle w:val="Compact"/>
+              <w:jc w:val="left"/>
+            </w:pPr>
+            <w:r>
+              <w:rPr>
+                <w:color w:val="1A1A1A"/>
+                <w:sz w:val="19"/>
+              </w:rPr>
               <w:t xml:space="preserve">NGN __________ per Job</w:t>
             </w:r>
           </w:p>
@@ -1326,25 +1669,37 @@
       </w:tr>
       <w:tr>
         <w:tc>
-          <w:tcPr/>
-          <w:p>
-            <w:pPr>
-              <w:pStyle w:val="Compact"/>
-              <w:jc w:val="left"/>
-            </w:pPr>
-            <w:r>
+          <w:tcPr>
+            <w:shd w:fill="E8F8FF" w:val="clear"/>
+          </w:tcPr>
+          <w:p>
+            <w:pPr>
+              <w:pStyle w:val="Compact"/>
+              <w:jc w:val="left"/>
+            </w:pPr>
+            <w:r>
+              <w:rPr>
+                <w:color w:val="1A1A1A"/>
+                <w:sz w:val="19"/>
+              </w:rPr>
               <w:t xml:space="preserve">Standard Commercial Installation</w:t>
             </w:r>
           </w:p>
         </w:tc>
         <w:tc>
-          <w:tcPr/>
-          <w:p>
-            <w:pPr>
-              <w:pStyle w:val="Compact"/>
-              <w:jc w:val="left"/>
-            </w:pPr>
-            <w:r>
+          <w:tcPr>
+            <w:shd w:fill="E8F8FF" w:val="clear"/>
+          </w:tcPr>
+          <w:p>
+            <w:pPr>
+              <w:pStyle w:val="Compact"/>
+              <w:jc w:val="left"/>
+            </w:pPr>
+            <w:r>
+              <w:rPr>
+                <w:color w:val="1A1A1A"/>
+                <w:sz w:val="19"/>
+              </w:rPr>
               <w:t xml:space="preserve">NGN __________ per Job</w:t>
             </w:r>
           </w:p>
@@ -1352,25 +1707,37 @@
       </w:tr>
       <w:tr>
         <w:tc>
-          <w:tcPr/>
-          <w:p>
-            <w:pPr>
-              <w:pStyle w:val="Compact"/>
-              <w:jc w:val="left"/>
-            </w:pPr>
-            <w:r>
+          <w:tcPr>
+            <w:shd w:fill="FFFFFF" w:val="clear"/>
+          </w:tcPr>
+          <w:p>
+            <w:pPr>
+              <w:pStyle w:val="Compact"/>
+              <w:jc w:val="left"/>
+            </w:pPr>
+            <w:r>
+              <w:rPr>
+                <w:color w:val="1A1A1A"/>
+                <w:sz w:val="19"/>
+              </w:rPr>
               <w:t xml:space="preserve">Complex/Custom Installation</w:t>
             </w:r>
           </w:p>
         </w:tc>
         <w:tc>
-          <w:tcPr/>
-          <w:p>
-            <w:pPr>
-              <w:pStyle w:val="Compact"/>
-              <w:jc w:val="left"/>
-            </w:pPr>
-            <w:r>
+          <w:tcPr>
+            <w:shd w:fill="FFFFFF" w:val="clear"/>
+          </w:tcPr>
+          <w:p>
+            <w:pPr>
+              <w:pStyle w:val="Compact"/>
+              <w:jc w:val="left"/>
+            </w:pPr>
+            <w:r>
+              <w:rPr>
+                <w:color w:val="1A1A1A"/>
+                <w:sz w:val="19"/>
+              </w:rPr>
               <w:t xml:space="preserve">As quoted per project</w:t>
             </w:r>
           </w:p>
@@ -1378,25 +1745,37 @@
       </w:tr>
       <w:tr>
         <w:tc>
-          <w:tcPr/>
-          <w:p>
-            <w:pPr>
-              <w:pStyle w:val="Compact"/>
-              <w:jc w:val="left"/>
-            </w:pPr>
-            <w:r>
+          <w:tcPr>
+            <w:shd w:fill="E8F8FF" w:val="clear"/>
+          </w:tcPr>
+          <w:p>
+            <w:pPr>
+              <w:pStyle w:val="Compact"/>
+              <w:jc w:val="left"/>
+            </w:pPr>
+            <w:r>
+              <w:rPr>
+                <w:color w:val="1A1A1A"/>
+                <w:sz w:val="19"/>
+              </w:rPr>
               <w:t xml:space="preserve">Maintenance Visit</w:t>
             </w:r>
           </w:p>
         </w:tc>
         <w:tc>
-          <w:tcPr/>
-          <w:p>
-            <w:pPr>
-              <w:pStyle w:val="Compact"/>
-              <w:jc w:val="left"/>
-            </w:pPr>
-            <w:r>
+          <w:tcPr>
+            <w:shd w:fill="E8F8FF" w:val="clear"/>
+          </w:tcPr>
+          <w:p>
+            <w:pPr>
+              <w:pStyle w:val="Compact"/>
+              <w:jc w:val="left"/>
+            </w:pPr>
+            <w:r>
+              <w:rPr>
+                <w:color w:val="1A1A1A"/>
+                <w:sz w:val="19"/>
+              </w:rPr>
               <w:t xml:space="preserve">NGN __________ per visit</w:t>
             </w:r>
           </w:p>
@@ -1513,9 +1892,29 @@
     <w:bookmarkStart w:id="29" w:name="warranty-obligations"/>
     <w:p>
       <w:pPr>
+        <w:pBdr>
+          <w:top w:val="single" w:sz="18" w:space="1" w:color="F5A623"/>
+          <w:bottom w:val="single" w:sz="6" w:space="1" w:color="0099CC"/>
+        </w:pBdr>
+        <w:spacing w:before="200" w:after="200"/>
+      </w:pPr>
+    </w:p>
+    <w:p>
+      <w:pPr>
         <w:pStyle w:val="Heading2"/>
-      </w:pPr>
-      <w:r>
+        <w:rPr>
+          <w:color w:val="0099CC"/>
+        </w:rPr>
+        <w:pBdr>
+          <w:bottom w:val="single" w:sz="6" w:space="2" w:color="00BFFF"/>
+        </w:pBdr>
+      </w:pPr>
+      <w:r>
+        <w:rPr>
+          <w:b/>
+          <w:color w:val="0099CC"/>
+          <w:sz w:val="32"/>
+        </w:rPr>
         <w:t xml:space="preserve">8. WARRANTY OBLIGATIONS</w:t>
       </w:r>
     </w:p>
@@ -1659,9 +2058,29 @@
     <w:bookmarkStart w:id="30" w:name="insurance"/>
     <w:p>
       <w:pPr>
+        <w:pBdr>
+          <w:top w:val="single" w:sz="18" w:space="1" w:color="F5A623"/>
+          <w:bottom w:val="single" w:sz="6" w:space="1" w:color="0099CC"/>
+        </w:pBdr>
+        <w:spacing w:before="200" w:after="200"/>
+      </w:pPr>
+    </w:p>
+    <w:p>
+      <w:pPr>
         <w:pStyle w:val="Heading2"/>
-      </w:pPr>
-      <w:r>
+        <w:rPr>
+          <w:color w:val="0099CC"/>
+        </w:rPr>
+        <w:pBdr>
+          <w:bottom w:val="single" w:sz="6" w:space="2" w:color="00BFFF"/>
+        </w:pBdr>
+      </w:pPr>
+      <w:r>
+        <w:rPr>
+          <w:b/>
+          <w:color w:val="0099CC"/>
+          <w:sz w:val="32"/>
+        </w:rPr>
         <w:t xml:space="preserve">9. INSURANCE</w:t>
       </w:r>
     </w:p>
@@ -1763,9 +2182,29 @@
     <w:bookmarkStart w:id="31" w:name="intellectual-property"/>
     <w:p>
       <w:pPr>
+        <w:pBdr>
+          <w:top w:val="single" w:sz="18" w:space="1" w:color="F5A623"/>
+          <w:bottom w:val="single" w:sz="6" w:space="1" w:color="0099CC"/>
+        </w:pBdr>
+        <w:spacing w:before="200" w:after="200"/>
+      </w:pPr>
+    </w:p>
+    <w:p>
+      <w:pPr>
         <w:pStyle w:val="Heading2"/>
-      </w:pPr>
-      <w:r>
+        <w:rPr>
+          <w:color w:val="0099CC"/>
+        </w:rPr>
+        <w:pBdr>
+          <w:bottom w:val="single" w:sz="6" w:space="2" w:color="00BFFF"/>
+        </w:pBdr>
+      </w:pPr>
+      <w:r>
+        <w:rPr>
+          <w:b/>
+          <w:color w:val="0099CC"/>
+          <w:sz w:val="32"/>
+        </w:rPr>
         <w:t xml:space="preserve">10. INTELLECTUAL PROPERTY</w:t>
       </w:r>
     </w:p>
@@ -1860,9 +2299,29 @@
     <w:bookmarkStart w:id="32" w:name="confidentiality"/>
     <w:p>
       <w:pPr>
+        <w:pBdr>
+          <w:top w:val="single" w:sz="18" w:space="1" w:color="F5A623"/>
+          <w:bottom w:val="single" w:sz="6" w:space="1" w:color="0099CC"/>
+        </w:pBdr>
+        <w:spacing w:before="200" w:after="200"/>
+      </w:pPr>
+    </w:p>
+    <w:p>
+      <w:pPr>
         <w:pStyle w:val="Heading2"/>
-      </w:pPr>
-      <w:r>
+        <w:rPr>
+          <w:color w:val="0099CC"/>
+        </w:rPr>
+        <w:pBdr>
+          <w:bottom w:val="single" w:sz="6" w:space="2" w:color="00BFFF"/>
+        </w:pBdr>
+      </w:pPr>
+      <w:r>
+        <w:rPr>
+          <w:b/>
+          <w:color w:val="0099CC"/>
+          <w:sz w:val="32"/>
+        </w:rPr>
         <w:t xml:space="preserve">11. CONFIDENTIALITY</w:t>
       </w:r>
     </w:p>
@@ -1948,9 +2407,29 @@
     <w:bookmarkStart w:id="33" w:name="non-competition"/>
     <w:p>
       <w:pPr>
+        <w:pBdr>
+          <w:top w:val="single" w:sz="18" w:space="1" w:color="F5A623"/>
+          <w:bottom w:val="single" w:sz="6" w:space="1" w:color="0099CC"/>
+        </w:pBdr>
+        <w:spacing w:before="200" w:after="200"/>
+      </w:pPr>
+    </w:p>
+    <w:p>
+      <w:pPr>
         <w:pStyle w:val="Heading2"/>
-      </w:pPr>
-      <w:r>
+        <w:rPr>
+          <w:color w:val="0099CC"/>
+        </w:rPr>
+        <w:pBdr>
+          <w:bottom w:val="single" w:sz="6" w:space="2" w:color="00BFFF"/>
+        </w:pBdr>
+      </w:pPr>
+      <w:r>
+        <w:rPr>
+          <w:b/>
+          <w:color w:val="0099CC"/>
+          <w:sz w:val="32"/>
+        </w:rPr>
         <w:t xml:space="preserve">12. NON-COMPETITION</w:t>
       </w:r>
     </w:p>
@@ -2007,9 +2486,29 @@
     <w:bookmarkStart w:id="34" w:name="performance-metrics"/>
     <w:p>
       <w:pPr>
+        <w:pBdr>
+          <w:top w:val="single" w:sz="18" w:space="1" w:color="F5A623"/>
+          <w:bottom w:val="single" w:sz="6" w:space="1" w:color="0099CC"/>
+        </w:pBdr>
+        <w:spacing w:before="200" w:after="200"/>
+      </w:pPr>
+    </w:p>
+    <w:p>
+      <w:pPr>
         <w:pStyle w:val="Heading2"/>
-      </w:pPr>
-      <w:r>
+        <w:rPr>
+          <w:color w:val="0099CC"/>
+        </w:rPr>
+        <w:pBdr>
+          <w:bottom w:val="single" w:sz="6" w:space="2" w:color="00BFFF"/>
+        </w:pBdr>
+      </w:pPr>
+      <w:r>
+        <w:rPr>
+          <w:b/>
+          <w:color w:val="0099CC"/>
+          <w:sz w:val="32"/>
+        </w:rPr>
         <w:t xml:space="preserve">13. PERFORMANCE METRICS</w:t>
       </w:r>
     </w:p>
@@ -2027,6 +2526,14 @@
         <w:tblW w:type="auto" w:w="0"/>
         <w:tblLook w:firstRow="1" w:lastRow="0" w:firstColumn="0" w:lastColumn="0" w:noHBand="0" w:noVBand="0" w:val="0020"/>
         <w:jc w:val="start"/>
+        <w:tblBorders>
+          <w:top w:val="single" w:sz="4" w:space="0" w:color="B0D4E8"/>
+          <w:left w:val="single" w:sz="4" w:space="0" w:color="B0D4E8"/>
+          <w:bottom w:val="single" w:sz="4" w:space="0" w:color="B0D4E8"/>
+          <w:right w:val="single" w:sz="4" w:space="0" w:color="B0D4E8"/>
+          <w:insideH w:val="single" w:sz="4" w:space="0" w:color="B0D4E8"/>
+          <w:insideV w:val="single" w:sz="4" w:space="0" w:color="B0D4E8"/>
+        </w:tblBorders>
       </w:tblPr>
       <w:tblGrid>
         <w:gridCol w:w="3960"/>
@@ -2037,25 +2544,39 @@
           <w:tblHeader w:val="true"/>
         </w:trPr>
         <w:tc>
-          <w:tcPr/>
-          <w:p>
-            <w:pPr>
-              <w:pStyle w:val="Compact"/>
-              <w:jc w:val="left"/>
-            </w:pPr>
-            <w:r>
+          <w:tcPr>
+            <w:shd w:fill="0099CC" w:val="clear"/>
+          </w:tcPr>
+          <w:p>
+            <w:pPr>
+              <w:pStyle w:val="Compact"/>
+              <w:jc w:val="left"/>
+            </w:pPr>
+            <w:r>
+              <w:rPr>
+                <w:b/>
+                <w:color w:val="FFFFFF"/>
+                <w:sz w:val="20"/>
+              </w:rPr>
               <w:t xml:space="preserve">Metric</w:t>
             </w:r>
           </w:p>
         </w:tc>
         <w:tc>
-          <w:tcPr/>
-          <w:p>
-            <w:pPr>
-              <w:pStyle w:val="Compact"/>
-              <w:jc w:val="left"/>
-            </w:pPr>
-            <w:r>
+          <w:tcPr>
+            <w:shd w:fill="0099CC" w:val="clear"/>
+          </w:tcPr>
+          <w:p>
+            <w:pPr>
+              <w:pStyle w:val="Compact"/>
+              <w:jc w:val="left"/>
+            </w:pPr>
+            <w:r>
+              <w:rPr>
+                <w:b/>
+                <w:color w:val="FFFFFF"/>
+                <w:sz w:val="20"/>
+              </w:rPr>
               <w:t xml:space="preserve">Minimum Standard</w:t>
             </w:r>
           </w:p>
@@ -2063,25 +2584,37 @@
       </w:tr>
       <w:tr>
         <w:tc>
-          <w:tcPr/>
-          <w:p>
-            <w:pPr>
-              <w:pStyle w:val="Compact"/>
-              <w:jc w:val="left"/>
-            </w:pPr>
-            <w:r>
+          <w:tcPr>
+            <w:shd w:fill="FFFFFF" w:val="clear"/>
+          </w:tcPr>
+          <w:p>
+            <w:pPr>
+              <w:pStyle w:val="Compact"/>
+              <w:jc w:val="left"/>
+            </w:pPr>
+            <w:r>
+              <w:rPr>
+                <w:color w:val="1A1A1A"/>
+                <w:sz w:val="19"/>
+              </w:rPr>
               <w:t xml:space="preserve">Installation Quality Score</w:t>
             </w:r>
           </w:p>
         </w:tc>
         <w:tc>
-          <w:tcPr/>
-          <w:p>
-            <w:pPr>
-              <w:pStyle w:val="Compact"/>
-              <w:jc w:val="left"/>
-            </w:pPr>
-            <w:r>
+          <w:tcPr>
+            <w:shd w:fill="FFFFFF" w:val="clear"/>
+          </w:tcPr>
+          <w:p>
+            <w:pPr>
+              <w:pStyle w:val="Compact"/>
+              <w:jc w:val="left"/>
+            </w:pPr>
+            <w:r>
+              <w:rPr>
+                <w:color w:val="1A1A1A"/>
+                <w:sz w:val="19"/>
+              </w:rPr>
               <w:t xml:space="preserve">4.0/5.0 (based on PECH quality audits)</w:t>
             </w:r>
           </w:p>
@@ -2089,25 +2622,37 @@
       </w:tr>
       <w:tr>
         <w:tc>
-          <w:tcPr/>
-          <w:p>
-            <w:pPr>
-              <w:pStyle w:val="Compact"/>
-              <w:jc w:val="left"/>
-            </w:pPr>
-            <w:r>
+          <w:tcPr>
+            <w:shd w:fill="E8F8FF" w:val="clear"/>
+          </w:tcPr>
+          <w:p>
+            <w:pPr>
+              <w:pStyle w:val="Compact"/>
+              <w:jc w:val="left"/>
+            </w:pPr>
+            <w:r>
+              <w:rPr>
+                <w:color w:val="1A1A1A"/>
+                <w:sz w:val="19"/>
+              </w:rPr>
               <w:t xml:space="preserve">Customer Satisfaction Rating</w:t>
             </w:r>
           </w:p>
         </w:tc>
         <w:tc>
-          <w:tcPr/>
-          <w:p>
-            <w:pPr>
-              <w:pStyle w:val="Compact"/>
-              <w:jc w:val="left"/>
-            </w:pPr>
-            <w:r>
+          <w:tcPr>
+            <w:shd w:fill="E8F8FF" w:val="clear"/>
+          </w:tcPr>
+          <w:p>
+            <w:pPr>
+              <w:pStyle w:val="Compact"/>
+              <w:jc w:val="left"/>
+            </w:pPr>
+            <w:r>
+              <w:rPr>
+                <w:color w:val="1A1A1A"/>
+                <w:sz w:val="19"/>
+              </w:rPr>
               <w:t xml:space="preserve">4.0/5.0 (based on customer feedback)</w:t>
             </w:r>
           </w:p>
@@ -2115,25 +2660,37 @@
       </w:tr>
       <w:tr>
         <w:tc>
-          <w:tcPr/>
-          <w:p>
-            <w:pPr>
-              <w:pStyle w:val="Compact"/>
-              <w:jc w:val="left"/>
-            </w:pPr>
-            <w:r>
+          <w:tcPr>
+            <w:shd w:fill="FFFFFF" w:val="clear"/>
+          </w:tcPr>
+          <w:p>
+            <w:pPr>
+              <w:pStyle w:val="Compact"/>
+              <w:jc w:val="left"/>
+            </w:pPr>
+            <w:r>
+              <w:rPr>
+                <w:color w:val="1A1A1A"/>
+                <w:sz w:val="19"/>
+              </w:rPr>
               <w:t xml:space="preserve">Response Time (new Job acceptance)</w:t>
             </w:r>
           </w:p>
         </w:tc>
         <w:tc>
-          <w:tcPr/>
-          <w:p>
-            <w:pPr>
-              <w:pStyle w:val="Compact"/>
-              <w:jc w:val="left"/>
-            </w:pPr>
-            <w:r>
+          <w:tcPr>
+            <w:shd w:fill="FFFFFF" w:val="clear"/>
+          </w:tcPr>
+          <w:p>
+            <w:pPr>
+              <w:pStyle w:val="Compact"/>
+              <w:jc w:val="left"/>
+            </w:pPr>
+            <w:r>
+              <w:rPr>
+                <w:color w:val="1A1A1A"/>
+                <w:sz w:val="19"/>
+              </w:rPr>
               <w:t xml:space="preserve">Within 48 hours of assignment</w:t>
             </w:r>
           </w:p>
@@ -2141,25 +2698,37 @@
       </w:tr>
       <w:tr>
         <w:tc>
-          <w:tcPr/>
-          <w:p>
-            <w:pPr>
-              <w:pStyle w:val="Compact"/>
-              <w:jc w:val="left"/>
-            </w:pPr>
-            <w:r>
+          <w:tcPr>
+            <w:shd w:fill="E8F8FF" w:val="clear"/>
+          </w:tcPr>
+          <w:p>
+            <w:pPr>
+              <w:pStyle w:val="Compact"/>
+              <w:jc w:val="left"/>
+            </w:pPr>
+            <w:r>
+              <w:rPr>
+                <w:color w:val="1A1A1A"/>
+                <w:sz w:val="19"/>
+              </w:rPr>
               <w:t xml:space="preserve">Job Completion Time</w:t>
             </w:r>
           </w:p>
         </w:tc>
         <w:tc>
-          <w:tcPr/>
-          <w:p>
-            <w:pPr>
-              <w:pStyle w:val="Compact"/>
-              <w:jc w:val="left"/>
-            </w:pPr>
-            <w:r>
+          <w:tcPr>
+            <w:shd w:fill="E8F8FF" w:val="clear"/>
+          </w:tcPr>
+          <w:p>
+            <w:pPr>
+              <w:pStyle w:val="Compact"/>
+              <w:jc w:val="left"/>
+            </w:pPr>
+            <w:r>
+              <w:rPr>
+                <w:color w:val="1A1A1A"/>
+                <w:sz w:val="19"/>
+              </w:rPr>
               <w:t xml:space="preserve">Within agreed timeline per Job</w:t>
             </w:r>
           </w:p>
@@ -2167,25 +2736,37 @@
       </w:tr>
       <w:tr>
         <w:tc>
-          <w:tcPr/>
-          <w:p>
-            <w:pPr>
-              <w:pStyle w:val="Compact"/>
-              <w:jc w:val="left"/>
-            </w:pPr>
-            <w:r>
+          <w:tcPr>
+            <w:shd w:fill="FFFFFF" w:val="clear"/>
+          </w:tcPr>
+          <w:p>
+            <w:pPr>
+              <w:pStyle w:val="Compact"/>
+              <w:jc w:val="left"/>
+            </w:pPr>
+            <w:r>
+              <w:rPr>
+                <w:color w:val="1A1A1A"/>
+                <w:sz w:val="19"/>
+              </w:rPr>
               <w:t xml:space="preserve">Warranty Callback Rate</w:t>
             </w:r>
           </w:p>
         </w:tc>
         <w:tc>
-          <w:tcPr/>
-          <w:p>
-            <w:pPr>
-              <w:pStyle w:val="Compact"/>
-              <w:jc w:val="left"/>
-            </w:pPr>
-            <w:r>
+          <w:tcPr>
+            <w:shd w:fill="FFFFFF" w:val="clear"/>
+          </w:tcPr>
+          <w:p>
+            <w:pPr>
+              <w:pStyle w:val="Compact"/>
+              <w:jc w:val="left"/>
+            </w:pPr>
+            <w:r>
+              <w:rPr>
+                <w:color w:val="1A1A1A"/>
+                <w:sz w:val="19"/>
+              </w:rPr>
               <w:t xml:space="preserve">Less than 5% within 90 days</w:t>
             </w:r>
           </w:p>
@@ -2211,9 +2792,29 @@
     <w:bookmarkStart w:id="35" w:name="territory"/>
     <w:p>
       <w:pPr>
+        <w:pBdr>
+          <w:top w:val="single" w:sz="18" w:space="1" w:color="F5A623"/>
+          <w:bottom w:val="single" w:sz="6" w:space="1" w:color="0099CC"/>
+        </w:pBdr>
+        <w:spacing w:before="200" w:after="200"/>
+      </w:pPr>
+    </w:p>
+    <w:p>
+      <w:pPr>
         <w:pStyle w:val="Heading2"/>
-      </w:pPr>
-      <w:r>
+        <w:rPr>
+          <w:color w:val="0099CC"/>
+        </w:rPr>
+        <w:pBdr>
+          <w:bottom w:val="single" w:sz="6" w:space="2" w:color="00BFFF"/>
+        </w:pBdr>
+      </w:pPr>
+      <w:r>
+        <w:rPr>
+          <w:b/>
+          <w:color w:val="0099CC"/>
+          <w:sz w:val="32"/>
+        </w:rPr>
         <w:t xml:space="preserve">14. TERRITORY</w:t>
       </w:r>
     </w:p>
@@ -2304,9 +2905,29 @@
     <w:bookmarkStart w:id="36" w:name="termination"/>
     <w:p>
       <w:pPr>
+        <w:pBdr>
+          <w:top w:val="single" w:sz="18" w:space="1" w:color="F5A623"/>
+          <w:bottom w:val="single" w:sz="6" w:space="1" w:color="0099CC"/>
+        </w:pBdr>
+        <w:spacing w:before="200" w:after="200"/>
+      </w:pPr>
+    </w:p>
+    <w:p>
+      <w:pPr>
         <w:pStyle w:val="Heading2"/>
-      </w:pPr>
-      <w:r>
+        <w:rPr>
+          <w:color w:val="0099CC"/>
+        </w:rPr>
+        <w:pBdr>
+          <w:bottom w:val="single" w:sz="6" w:space="2" w:color="00BFFF"/>
+        </w:pBdr>
+      </w:pPr>
+      <w:r>
+        <w:rPr>
+          <w:b/>
+          <w:color w:val="0099CC"/>
+          <w:sz w:val="32"/>
+        </w:rPr>
         <w:t xml:space="preserve">15. TERMINATION</w:t>
       </w:r>
     </w:p>
@@ -2514,9 +3135,29 @@
     <w:bookmarkStart w:id="37" w:name="dispute-resolution"/>
     <w:p>
       <w:pPr>
+        <w:pBdr>
+          <w:top w:val="single" w:sz="18" w:space="1" w:color="F5A623"/>
+          <w:bottom w:val="single" w:sz="6" w:space="1" w:color="0099CC"/>
+        </w:pBdr>
+        <w:spacing w:before="200" w:after="200"/>
+      </w:pPr>
+    </w:p>
+    <w:p>
+      <w:pPr>
         <w:pStyle w:val="Heading2"/>
-      </w:pPr>
-      <w:r>
+        <w:rPr>
+          <w:color w:val="0099CC"/>
+        </w:rPr>
+        <w:pBdr>
+          <w:bottom w:val="single" w:sz="6" w:space="2" w:color="00BFFF"/>
+        </w:pBdr>
+      </w:pPr>
+      <w:r>
+        <w:rPr>
+          <w:b/>
+          <w:color w:val="0099CC"/>
+          <w:sz w:val="32"/>
+        </w:rPr>
         <w:t xml:space="preserve">16. DISPUTE RESOLUTION</w:t>
       </w:r>
     </w:p>
@@ -2563,9 +3204,29 @@
     <w:bookmarkStart w:id="38" w:name="general-provisions"/>
     <w:p>
       <w:pPr>
+        <w:pBdr>
+          <w:top w:val="single" w:sz="18" w:space="1" w:color="F5A623"/>
+          <w:bottom w:val="single" w:sz="6" w:space="1" w:color="0099CC"/>
+        </w:pBdr>
+        <w:spacing w:before="200" w:after="200"/>
+      </w:pPr>
+    </w:p>
+    <w:p>
+      <w:pPr>
         <w:pStyle w:val="Heading2"/>
-      </w:pPr>
-      <w:r>
+        <w:rPr>
+          <w:color w:val="0099CC"/>
+        </w:rPr>
+        <w:pBdr>
+          <w:bottom w:val="single" w:sz="6" w:space="2" w:color="00BFFF"/>
+        </w:pBdr>
+      </w:pPr>
+      <w:r>
+        <w:rPr>
+          <w:b/>
+          <w:color w:val="0099CC"/>
+          <w:sz w:val="32"/>
+        </w:rPr>
         <w:t xml:space="preserve">17. GENERAL PROVISIONS</w:t>
       </w:r>
     </w:p>
@@ -2646,9 +3307,29 @@
     <w:bookmarkStart w:id="39" w:name="signatures"/>
     <w:p>
       <w:pPr>
+        <w:pBdr>
+          <w:top w:val="single" w:sz="18" w:space="1" w:color="F5A623"/>
+          <w:bottom w:val="single" w:sz="6" w:space="1" w:color="0099CC"/>
+        </w:pBdr>
+        <w:spacing w:before="200" w:after="200"/>
+      </w:pPr>
+    </w:p>
+    <w:p>
+      <w:pPr>
         <w:pStyle w:val="Heading2"/>
-      </w:pPr>
-      <w:r>
+        <w:rPr>
+          <w:color w:val="0099CC"/>
+        </w:rPr>
+        <w:pBdr>
+          <w:bottom w:val="single" w:sz="6" w:space="2" w:color="00BFFF"/>
+        </w:pBdr>
+      </w:pPr>
+      <w:r>
+        <w:rPr>
+          <w:b/>
+          <w:color w:val="0099CC"/>
+          <w:sz w:val="32"/>
+        </w:rPr>
         <w:t xml:space="preserve">SIGNATURES</w:t>
       </w:r>
     </w:p>
@@ -2670,6 +3351,14 @@
         <w:tblW w:type="pct" w:w="5000"/>
         <w:tblLook w:firstRow="0" w:lastRow="0" w:firstColumn="0" w:lastColumn="0" w:noHBand="0" w:noVBand="0" w:val="0000"/>
         <w:jc w:val="start"/>
+        <w:tblBorders>
+          <w:top w:val="single" w:sz="4" w:space="0" w:color="B0D4E8"/>
+          <w:left w:val="single" w:sz="4" w:space="0" w:color="B0D4E8"/>
+          <w:bottom w:val="single" w:sz="4" w:space="0" w:color="B0D4E8"/>
+          <w:right w:val="single" w:sz="4" w:space="0" w:color="B0D4E8"/>
+          <w:insideH w:val="single" w:sz="4" w:space="0" w:color="B0D4E8"/>
+          <w:insideV w:val="single" w:sz="4" w:space="0" w:color="B0D4E8"/>
+        </w:tblBorders>
       </w:tblPr>
       <w:tblGrid>
         <w:gridCol w:w="3960"/>
@@ -2677,7 +3366,9 @@
       </w:tblGrid>
       <w:tr>
         <w:tc>
-          <w:tcPr/>
+          <w:tcPr>
+            <w:shd w:fill="0099CC" w:val="clear"/>
+          </w:tcPr>
           <w:p>
             <w:pPr>
               <w:pStyle w:val="Compact"/>
@@ -2687,19 +3378,28 @@
               <w:rPr>
                 <w:bCs/>
                 <w:b/>
+                <w:color w:val="FFFFFF"/>
+                <w:sz w:val="20"/>
               </w:rPr>
               <w:t xml:space="preserve">Name:</w:t>
             </w:r>
           </w:p>
         </w:tc>
         <w:tc>
-          <w:tcPr/>
-          <w:p>
-            <w:pPr>
-              <w:pStyle w:val="Compact"/>
-              <w:jc w:val="left"/>
-            </w:pPr>
-            <w:r>
+          <w:tcPr>
+            <w:shd w:fill="0099CC" w:val="clear"/>
+          </w:tcPr>
+          <w:p>
+            <w:pPr>
+              <w:pStyle w:val="Compact"/>
+              <w:jc w:val="left"/>
+            </w:pPr>
+            <w:r>
+              <w:rPr>
+                <w:b/>
+                <w:color w:val="FFFFFF"/>
+                <w:sz w:val="20"/>
+              </w:rPr>
               <w:t xml:space="preserve">________________________________</w:t>
             </w:r>
           </w:p>
@@ -2707,7 +3407,9 @@
       </w:tr>
       <w:tr>
         <w:tc>
-          <w:tcPr/>
+          <w:tcPr>
+            <w:shd w:fill="FFFFFF" w:val="clear"/>
+          </w:tcPr>
           <w:p>
             <w:pPr>
               <w:pStyle w:val="Compact"/>
@@ -2717,19 +3419,27 @@
               <w:rPr>
                 <w:bCs/>
                 <w:b/>
+                <w:color w:val="1A1A1A"/>
+                <w:sz w:val="19"/>
               </w:rPr>
               <w:t xml:space="preserve">Title:</w:t>
             </w:r>
           </w:p>
         </w:tc>
         <w:tc>
-          <w:tcPr/>
-          <w:p>
-            <w:pPr>
-              <w:pStyle w:val="Compact"/>
-              <w:jc w:val="left"/>
-            </w:pPr>
-            <w:r>
+          <w:tcPr>
+            <w:shd w:fill="FFFFFF" w:val="clear"/>
+          </w:tcPr>
+          <w:p>
+            <w:pPr>
+              <w:pStyle w:val="Compact"/>
+              <w:jc w:val="left"/>
+            </w:pPr>
+            <w:r>
+              <w:rPr>
+                <w:color w:val="1A1A1A"/>
+                <w:sz w:val="19"/>
+              </w:rPr>
               <w:t xml:space="preserve">________________________________</w:t>
             </w:r>
           </w:p>
@@ -2737,7 +3447,9 @@
       </w:tr>
       <w:tr>
         <w:tc>
-          <w:tcPr/>
+          <w:tcPr>
+            <w:shd w:fill="E8F8FF" w:val="clear"/>
+          </w:tcPr>
           <w:p>
             <w:pPr>
               <w:pStyle w:val="Compact"/>
@@ -2747,19 +3459,27 @@
               <w:rPr>
                 <w:bCs/>
                 <w:b/>
+                <w:color w:val="1A1A1A"/>
+                <w:sz w:val="19"/>
               </w:rPr>
               <w:t xml:space="preserve">Signature:</w:t>
             </w:r>
           </w:p>
         </w:tc>
         <w:tc>
-          <w:tcPr/>
-          <w:p>
-            <w:pPr>
-              <w:pStyle w:val="Compact"/>
-              <w:jc w:val="left"/>
-            </w:pPr>
-            <w:r>
+          <w:tcPr>
+            <w:shd w:fill="E8F8FF" w:val="clear"/>
+          </w:tcPr>
+          <w:p>
+            <w:pPr>
+              <w:pStyle w:val="Compact"/>
+              <w:jc w:val="left"/>
+            </w:pPr>
+            <w:r>
+              <w:rPr>
+                <w:color w:val="1A1A1A"/>
+                <w:sz w:val="19"/>
+              </w:rPr>
               <w:t xml:space="preserve">________________________________</w:t>
             </w:r>
           </w:p>
@@ -2767,7 +3487,9 @@
       </w:tr>
       <w:tr>
         <w:tc>
-          <w:tcPr/>
+          <w:tcPr>
+            <w:shd w:fill="FFFFFF" w:val="clear"/>
+          </w:tcPr>
           <w:p>
             <w:pPr>
               <w:pStyle w:val="Compact"/>
@@ -2777,19 +3499,27 @@
               <w:rPr>
                 <w:bCs/>
                 <w:b/>
+                <w:color w:val="1A1A1A"/>
+                <w:sz w:val="19"/>
               </w:rPr>
               <w:t xml:space="preserve">Date:</w:t>
             </w:r>
           </w:p>
         </w:tc>
         <w:tc>
-          <w:tcPr/>
-          <w:p>
-            <w:pPr>
-              <w:pStyle w:val="Compact"/>
-              <w:jc w:val="left"/>
-            </w:pPr>
-            <w:r>
+          <w:tcPr>
+            <w:shd w:fill="FFFFFF" w:val="clear"/>
+          </w:tcPr>
+          <w:p>
+            <w:pPr>
+              <w:pStyle w:val="Compact"/>
+              <w:jc w:val="left"/>
+            </w:pPr>
+            <w:r>
+              <w:rPr>
+                <w:color w:val="1A1A1A"/>
+                <w:sz w:val="19"/>
+              </w:rPr>
               <w:t xml:space="preserve">________________________________</w:t>
             </w:r>
           </w:p>
@@ -2814,6 +3544,14 @@
         <w:tblW w:type="pct" w:w="5000"/>
         <w:tblLook w:firstRow="0" w:lastRow="0" w:firstColumn="0" w:lastColumn="0" w:noHBand="0" w:noVBand="0" w:val="0000"/>
         <w:jc w:val="start"/>
+        <w:tblBorders>
+          <w:top w:val="single" w:sz="4" w:space="0" w:color="B0D4E8"/>
+          <w:left w:val="single" w:sz="4" w:space="0" w:color="B0D4E8"/>
+          <w:bottom w:val="single" w:sz="4" w:space="0" w:color="B0D4E8"/>
+          <w:right w:val="single" w:sz="4" w:space="0" w:color="B0D4E8"/>
+          <w:insideH w:val="single" w:sz="4" w:space="0" w:color="B0D4E8"/>
+          <w:insideV w:val="single" w:sz="4" w:space="0" w:color="B0D4E8"/>
+        </w:tblBorders>
       </w:tblPr>
       <w:tblGrid>
         <w:gridCol w:w="3960"/>
@@ -2821,7 +3559,9 @@
       </w:tblGrid>
       <w:tr>
         <w:tc>
-          <w:tcPr/>
+          <w:tcPr>
+            <w:shd w:fill="0099CC" w:val="clear"/>
+          </w:tcPr>
           <w:p>
             <w:pPr>
               <w:pStyle w:val="Compact"/>
@@ -2831,19 +3571,28 @@
               <w:rPr>
                 <w:bCs/>
                 <w:b/>
+                <w:color w:val="FFFFFF"/>
+                <w:sz w:val="20"/>
               </w:rPr>
               <w:t xml:space="preserve">Name/Business:</w:t>
             </w:r>
           </w:p>
         </w:tc>
         <w:tc>
-          <w:tcPr/>
-          <w:p>
-            <w:pPr>
-              <w:pStyle w:val="Compact"/>
-              <w:jc w:val="left"/>
-            </w:pPr>
-            <w:r>
+          <w:tcPr>
+            <w:shd w:fill="0099CC" w:val="clear"/>
+          </w:tcPr>
+          <w:p>
+            <w:pPr>
+              <w:pStyle w:val="Compact"/>
+              <w:jc w:val="left"/>
+            </w:pPr>
+            <w:r>
+              <w:rPr>
+                <w:b/>
+                <w:color w:val="FFFFFF"/>
+                <w:sz w:val="20"/>
+              </w:rPr>
               <w:t xml:space="preserve">________________________________</w:t>
             </w:r>
           </w:p>
@@ -2851,7 +3600,9 @@
       </w:tr>
       <w:tr>
         <w:tc>
-          <w:tcPr/>
+          <w:tcPr>
+            <w:shd w:fill="FFFFFF" w:val="clear"/>
+          </w:tcPr>
           <w:p>
             <w:pPr>
               <w:pStyle w:val="Compact"/>
@@ -2861,19 +3612,27 @@
               <w:rPr>
                 <w:bCs/>
                 <w:b/>
+                <w:color w:val="1A1A1A"/>
+                <w:sz w:val="19"/>
               </w:rPr>
               <w:t xml:space="preserve">Signature:</w:t>
             </w:r>
           </w:p>
         </w:tc>
         <w:tc>
-          <w:tcPr/>
-          <w:p>
-            <w:pPr>
-              <w:pStyle w:val="Compact"/>
-              <w:jc w:val="left"/>
-            </w:pPr>
-            <w:r>
+          <w:tcPr>
+            <w:shd w:fill="FFFFFF" w:val="clear"/>
+          </w:tcPr>
+          <w:p>
+            <w:pPr>
+              <w:pStyle w:val="Compact"/>
+              <w:jc w:val="left"/>
+            </w:pPr>
+            <w:r>
+              <w:rPr>
+                <w:color w:val="1A1A1A"/>
+                <w:sz w:val="19"/>
+              </w:rPr>
               <w:t xml:space="preserve">________________________________</w:t>
             </w:r>
           </w:p>
@@ -2881,7 +3640,9 @@
       </w:tr>
       <w:tr>
         <w:tc>
-          <w:tcPr/>
+          <w:tcPr>
+            <w:shd w:fill="E8F8FF" w:val="clear"/>
+          </w:tcPr>
           <w:p>
             <w:pPr>
               <w:pStyle w:val="Compact"/>
@@ -2891,19 +3652,27 @@
               <w:rPr>
                 <w:bCs/>
                 <w:b/>
+                <w:color w:val="1A1A1A"/>
+                <w:sz w:val="19"/>
               </w:rPr>
               <w:t xml:space="preserve">Date:</w:t>
             </w:r>
           </w:p>
         </w:tc>
         <w:tc>
-          <w:tcPr/>
-          <w:p>
-            <w:pPr>
-              <w:pStyle w:val="Compact"/>
-              <w:jc w:val="left"/>
-            </w:pPr>
-            <w:r>
+          <w:tcPr>
+            <w:shd w:fill="E8F8FF" w:val="clear"/>
+          </w:tcPr>
+          <w:p>
+            <w:pPr>
+              <w:pStyle w:val="Compact"/>
+              <w:jc w:val="left"/>
+            </w:pPr>
+            <w:r>
+              <w:rPr>
+                <w:color w:val="1A1A1A"/>
+                <w:sz w:val="19"/>
+              </w:rPr>
               <w:t xml:space="preserve">________________________________</w:t>
             </w:r>
           </w:p>
@@ -2928,6 +3697,14 @@
         <w:tblW w:type="pct" w:w="5000"/>
         <w:tblLook w:firstRow="0" w:lastRow="0" w:firstColumn="0" w:lastColumn="0" w:noHBand="0" w:noVBand="0" w:val="0000"/>
         <w:jc w:val="start"/>
+        <w:tblBorders>
+          <w:top w:val="single" w:sz="4" w:space="0" w:color="B0D4E8"/>
+          <w:left w:val="single" w:sz="4" w:space="0" w:color="B0D4E8"/>
+          <w:bottom w:val="single" w:sz="4" w:space="0" w:color="B0D4E8"/>
+          <w:right w:val="single" w:sz="4" w:space="0" w:color="B0D4E8"/>
+          <w:insideH w:val="single" w:sz="4" w:space="0" w:color="B0D4E8"/>
+          <w:insideV w:val="single" w:sz="4" w:space="0" w:color="B0D4E8"/>
+        </w:tblBorders>
       </w:tblPr>
       <w:tblGrid>
         <w:gridCol w:w="3960"/>
@@ -2935,7 +3712,9 @@
       </w:tblGrid>
       <w:tr>
         <w:tc>
-          <w:tcPr/>
+          <w:tcPr>
+            <w:shd w:fill="0099CC" w:val="clear"/>
+          </w:tcPr>
           <w:p>
             <w:pPr>
               <w:pStyle w:val="Compact"/>
@@ -2945,19 +3724,28 @@
               <w:rPr>
                 <w:bCs/>
                 <w:b/>
+                <w:color w:val="FFFFFF"/>
+                <w:sz w:val="20"/>
               </w:rPr>
               <w:t xml:space="preserve">Name:</w:t>
             </w:r>
           </w:p>
         </w:tc>
         <w:tc>
-          <w:tcPr/>
-          <w:p>
-            <w:pPr>
-              <w:pStyle w:val="Compact"/>
-              <w:jc w:val="left"/>
-            </w:pPr>
-            <w:r>
+          <w:tcPr>
+            <w:shd w:fill="0099CC" w:val="clear"/>
+          </w:tcPr>
+          <w:p>
+            <w:pPr>
+              <w:pStyle w:val="Compact"/>
+              <w:jc w:val="left"/>
+            </w:pPr>
+            <w:r>
+              <w:rPr>
+                <w:b/>
+                <w:color w:val="FFFFFF"/>
+                <w:sz w:val="20"/>
+              </w:rPr>
               <w:t xml:space="preserve">________________________________</w:t>
             </w:r>
           </w:p>
@@ -2965,7 +3753,9 @@
       </w:tr>
       <w:tr>
         <w:tc>
-          <w:tcPr/>
+          <w:tcPr>
+            <w:shd w:fill="FFFFFF" w:val="clear"/>
+          </w:tcPr>
           <w:p>
             <w:pPr>
               <w:pStyle w:val="Compact"/>
@@ -2975,19 +3765,27 @@
               <w:rPr>
                 <w:bCs/>
                 <w:b/>
+                <w:color w:val="1A1A1A"/>
+                <w:sz w:val="19"/>
               </w:rPr>
               <w:t xml:space="preserve">Signature:</w:t>
             </w:r>
           </w:p>
         </w:tc>
         <w:tc>
-          <w:tcPr/>
-          <w:p>
-            <w:pPr>
-              <w:pStyle w:val="Compact"/>
-              <w:jc w:val="left"/>
-            </w:pPr>
-            <w:r>
+          <w:tcPr>
+            <w:shd w:fill="FFFFFF" w:val="clear"/>
+          </w:tcPr>
+          <w:p>
+            <w:pPr>
+              <w:pStyle w:val="Compact"/>
+              <w:jc w:val="left"/>
+            </w:pPr>
+            <w:r>
+              <w:rPr>
+                <w:color w:val="1A1A1A"/>
+                <w:sz w:val="19"/>
+              </w:rPr>
               <w:t xml:space="preserve">________________________________</w:t>
             </w:r>
           </w:p>
@@ -2995,7 +3793,9 @@
       </w:tr>
       <w:tr>
         <w:tc>
-          <w:tcPr/>
+          <w:tcPr>
+            <w:shd w:fill="E8F8FF" w:val="clear"/>
+          </w:tcPr>
           <w:p>
             <w:pPr>
               <w:pStyle w:val="Compact"/>
@@ -3005,19 +3805,27 @@
               <w:rPr>
                 <w:bCs/>
                 <w:b/>
+                <w:color w:val="1A1A1A"/>
+                <w:sz w:val="19"/>
               </w:rPr>
               <w:t xml:space="preserve">Date:</w:t>
             </w:r>
           </w:p>
         </w:tc>
         <w:tc>
-          <w:tcPr/>
-          <w:p>
-            <w:pPr>
-              <w:pStyle w:val="Compact"/>
-              <w:jc w:val="left"/>
-            </w:pPr>
-            <w:r>
+          <w:tcPr>
+            <w:shd w:fill="E8F8FF" w:val="clear"/>
+          </w:tcPr>
+          <w:p>
+            <w:pPr>
+              <w:pStyle w:val="Compact"/>
+              <w:jc w:val="left"/>
+            </w:pPr>
+            <w:r>
+              <w:rPr>
+                <w:color w:val="1A1A1A"/>
+                <w:sz w:val="19"/>
+              </w:rPr>
               <w:t xml:space="preserve">________________________________</w:t>
             </w:r>
           </w:p>
@@ -3052,6 +3860,29 @@
         <w:right w:val="single" w:sz="18" w:space="24" w:color="E08A00"/>
       </w:pgBorders>
     </w:sectPr>
+    <w:p>
+      <w:pPr>
+        <w:pBdr>
+          <w:top w:val="single" w:sz="36" w:space="1" w:color="F5A623"/>
+          <w:bottom w:val="single" w:sz="12" w:space="0" w:color="00BFFF"/>
+        </w:pBdr>
+        <w:spacing w:before="300" w:after="0"/>
+      </w:pPr>
+    </w:p>
+    <w:p>
+      <w:pPr>
+        <w:jc w:val="center"/>
+        <w:spacing w:before="60" w:after="0"/>
+      </w:pPr>
+      <w:r>
+        <w:rPr>
+          <w:color w:val="0099CC"/>
+          <w:sz w:val="16"/>
+          <w:szCs w:val="16"/>
+        </w:rPr>
+        <w:t xml:space="preserve">PECH Group Holdings Ltd  |  Lagos, Nigeria  |  pechgroupholdings.tech</w:t>
+      </w:r>
+    </w:p>
   </w:body>
 </w:document>
 </file>

--- a/contracts/PECH_INSTALLER_AGREEMENT.docx
+++ b/contracts/PECH_INSTALLER_AGREEMENT.docx
@@ -60,81 +60,40 @@
     </w:p>
     <w:p>
       <w:pPr>
-        <w:pStyle w:val="Title"/>
-      </w:pPr>
-      <w:r>
-        <w:t xml:space="preserve">CERTIFIED</w:t>
-      </w:r>
-      <w:r>
-        <w:t xml:space="preserve"> </w:t>
-      </w:r>
-      <w:r>
-        <w:t xml:space="preserve">INSTALLER</w:t>
-      </w:r>
-      <w:r>
-        <w:t xml:space="preserve"> </w:t>
-      </w:r>
-      <w:r>
-        <w:t xml:space="preserve">AGREEMENT</w:t>
-      </w:r>
-    </w:p>
-    <w:p>
-      <w:pPr>
-        <w:pStyle w:val="Subtitle"/>
-      </w:pPr>
-      <w:r>
-        <w:t xml:space="preserve">PECH</w:t>
-      </w:r>
-      <w:r>
-        <w:t xml:space="preserve"> </w:t>
-      </w:r>
-      <w:r>
-        <w:t xml:space="preserve">Group</w:t>
-      </w:r>
-      <w:r>
-        <w:t xml:space="preserve"> </w:t>
-      </w:r>
-      <w:r>
-        <w:t xml:space="preserve">Holdings</w:t>
-      </w:r>
-      <w:r>
-        <w:t xml:space="preserve"> </w:t>
-      </w:r>
-      <w:r>
-        <w:t xml:space="preserve">Ltd</w:t>
-      </w:r>
-    </w:p>
-    <w:bookmarkStart w:id="20" w:name="pech-group-holdings-ltd"/>
-    <w:p>
-      <w:pPr>
-        <w:pStyle w:val="Heading1"/>
-        <w:rPr>
-          <w:color w:val="0099CC"/>
-        </w:rPr>
-        <w:pBdr>
-          <w:bottom w:val="single" w:sz="18" w:space="2" w:color="F5A623"/>
-        </w:pBdr>
-      </w:pPr>
-      <w:r>
-        <w:rPr>
-          <w:b/>
-          <w:color w:val="0099CC"/>
-          <w:sz w:val="44"/>
-        </w:rPr>
-        <w:t xml:space="preserve">PECH GROUP HOLDINGS LTD</w:t>
-      </w:r>
-    </w:p>
-    <w:p>
-      <w:pPr>
         <w:pStyle w:val="FirstParagraph"/>
       </w:pPr>
       <w:r>
-        <w:rPr>
-          <w:bCs/>
-          <w:b/>
-        </w:rPr>
-        <w:t xml:space="preserve">Certified Installer Agreement</w:t>
-      </w:r>
+        <w:t xml:space="preserve">🔧</w:t>
+      </w:r>
+    </w:p>
+    <w:p>
+      <w:pPr>
+        <w:pStyle w:val="BodyText"/>
+      </w:pPr>
+      <w:r>
+        <w:t xml:space="preserve">CERTIFIED INSTALLER AGREEMENT</w:t>
+      </w:r>
+    </w:p>
+    <w:p>
+      <w:pPr>
+        <w:pStyle w:val="BodyText"/>
+      </w:pPr>
+      <w:r>
+        <w:t xml:space="preserve">PECH Group Holdings Ltd</w:t>
+      </w:r>
+    </w:p>
+    <w:p>
+      <w:pPr>
+        <w:pStyle w:val="BodyText"/>
+      </w:pPr>
+      <w:r>
+        <w:t xml:space="preserve"> </w:t>
+      </w:r>
+    </w:p>
+    <w:p>
+      <w:pPr>
+        <w:pStyle w:val="BodyText"/>
+      </w:pPr>
     </w:p>
     <w:p>
       <w:r>
@@ -143,27 +102,7 @@
         </w:pict>
       </w:r>
     </w:p>
-    <w:p>
-      <w:pPr>
-        <w:pStyle w:val="FirstParagraph"/>
-      </w:pPr>
-      <w:r>
-        <w:rPr>
-          <w:bCs/>
-          <w:b/>
-        </w:rPr>
-        <w:t xml:space="preserve">CONFIDENTIAL</w:t>
-      </w:r>
-    </w:p>
-    <w:bookmarkEnd w:id="20"/>
-    <w:p>
-      <w:r>
-        <w:pict>
-          <v:rect style="width:0;height:1.5pt" o:hralign="center" o:hrstd="t" o:hr="t"/>
-        </w:pict>
-      </w:r>
-    </w:p>
-    <w:bookmarkStart w:id="21" w:name="certified-installer-agreement"/>
+    <w:bookmarkStart w:id="20" w:name="certified-installer-agreement"/>
     <w:p>
       <w:pPr>
         <w:pBdr>
@@ -475,8 +414,8 @@
         </w:pict>
       </w:r>
     </w:p>
-    <w:bookmarkEnd w:id="21"/>
-    <w:bookmarkStart w:id="22" w:name="definitions"/>
+    <w:bookmarkEnd w:id="20"/>
+    <w:bookmarkStart w:id="21" w:name="definitions"/>
     <w:p>
       <w:pPr>
         <w:pBdr>
@@ -815,8 +754,8 @@
         </w:pict>
       </w:r>
     </w:p>
-    <w:bookmarkEnd w:id="22"/>
-    <w:bookmarkStart w:id="23" w:name="appointment"/>
+    <w:bookmarkEnd w:id="21"/>
+    <w:bookmarkStart w:id="22" w:name="appointment"/>
     <w:p>
       <w:pPr>
         <w:pBdr>
@@ -892,8 +831,8 @@
         </w:pict>
       </w:r>
     </w:p>
-    <w:bookmarkEnd w:id="23"/>
-    <w:bookmarkStart w:id="24" w:name="scope-of-work"/>
+    <w:bookmarkEnd w:id="22"/>
+    <w:bookmarkStart w:id="23" w:name="scope-of-work"/>
     <w:p>
       <w:pPr>
         <w:pBdr>
@@ -1084,8 +1023,8 @@
         </w:pict>
       </w:r>
     </w:p>
-    <w:bookmarkEnd w:id="24"/>
-    <w:bookmarkStart w:id="25" w:name="certification-requirements"/>
+    <w:bookmarkEnd w:id="23"/>
+    <w:bookmarkStart w:id="24" w:name="certification-requirements"/>
     <w:p>
       <w:pPr>
         <w:pBdr>
@@ -1237,8 +1176,8 @@
         </w:pict>
       </w:r>
     </w:p>
-    <w:bookmarkEnd w:id="25"/>
-    <w:bookmarkStart w:id="26" w:name="quality-standards"/>
+    <w:bookmarkEnd w:id="24"/>
+    <w:bookmarkStart w:id="25" w:name="quality-standards"/>
     <w:p>
       <w:pPr>
         <w:pBdr>
@@ -1386,8 +1325,8 @@
         </w:pict>
       </w:r>
     </w:p>
-    <w:bookmarkEnd w:id="26"/>
-    <w:bookmarkStart w:id="27" w:name="equipment-and-materials"/>
+    <w:bookmarkEnd w:id="25"/>
+    <w:bookmarkStart w:id="26" w:name="equipment-and-materials"/>
     <w:p>
       <w:pPr>
         <w:pBdr>
@@ -1519,8 +1458,8 @@
         </w:pict>
       </w:r>
     </w:p>
-    <w:bookmarkEnd w:id="27"/>
-    <w:bookmarkStart w:id="28" w:name="pricing-and-payment"/>
+    <w:bookmarkEnd w:id="26"/>
+    <w:bookmarkStart w:id="27" w:name="pricing-and-payment"/>
     <w:p>
       <w:pPr>
         <w:pBdr>
@@ -1888,8 +1827,8 @@
         </w:pict>
       </w:r>
     </w:p>
-    <w:bookmarkEnd w:id="28"/>
-    <w:bookmarkStart w:id="29" w:name="warranty-obligations"/>
+    <w:bookmarkEnd w:id="27"/>
+    <w:bookmarkStart w:id="28" w:name="warranty-obligations"/>
     <w:p>
       <w:pPr>
         <w:pBdr>
@@ -2054,8 +1993,8 @@
         </w:pict>
       </w:r>
     </w:p>
-    <w:bookmarkEnd w:id="29"/>
-    <w:bookmarkStart w:id="30" w:name="insurance"/>
+    <w:bookmarkEnd w:id="28"/>
+    <w:bookmarkStart w:id="29" w:name="insurance"/>
     <w:p>
       <w:pPr>
         <w:pBdr>
@@ -2178,8 +2117,8 @@
         </w:pict>
       </w:r>
     </w:p>
-    <w:bookmarkEnd w:id="30"/>
-    <w:bookmarkStart w:id="31" w:name="intellectual-property"/>
+    <w:bookmarkEnd w:id="29"/>
+    <w:bookmarkStart w:id="30" w:name="intellectual-property"/>
     <w:p>
       <w:pPr>
         <w:pBdr>
@@ -2295,8 +2234,8 @@
         </w:pict>
       </w:r>
     </w:p>
-    <w:bookmarkEnd w:id="31"/>
-    <w:bookmarkStart w:id="32" w:name="confidentiality"/>
+    <w:bookmarkEnd w:id="30"/>
+    <w:bookmarkStart w:id="31" w:name="confidentiality"/>
     <w:p>
       <w:pPr>
         <w:pBdr>
@@ -2403,8 +2342,8 @@
         </w:pict>
       </w:r>
     </w:p>
-    <w:bookmarkEnd w:id="32"/>
-    <w:bookmarkStart w:id="33" w:name="non-competition"/>
+    <w:bookmarkEnd w:id="31"/>
+    <w:bookmarkStart w:id="32" w:name="non-competition"/>
     <w:p>
       <w:pPr>
         <w:pBdr>
@@ -2482,8 +2421,8 @@
         </w:pict>
       </w:r>
     </w:p>
-    <w:bookmarkEnd w:id="33"/>
-    <w:bookmarkStart w:id="34" w:name="performance-metrics"/>
+    <w:bookmarkEnd w:id="32"/>
+    <w:bookmarkStart w:id="33" w:name="performance-metrics"/>
     <w:p>
       <w:pPr>
         <w:pBdr>
@@ -2788,8 +2727,8 @@
         </w:pict>
       </w:r>
     </w:p>
-    <w:bookmarkEnd w:id="34"/>
-    <w:bookmarkStart w:id="35" w:name="territory"/>
+    <w:bookmarkEnd w:id="33"/>
+    <w:bookmarkStart w:id="34" w:name="territory"/>
     <w:p>
       <w:pPr>
         <w:pBdr>
@@ -2901,8 +2840,8 @@
         </w:pict>
       </w:r>
     </w:p>
-    <w:bookmarkEnd w:id="35"/>
-    <w:bookmarkStart w:id="36" w:name="termination"/>
+    <w:bookmarkEnd w:id="34"/>
+    <w:bookmarkStart w:id="35" w:name="termination"/>
     <w:p>
       <w:pPr>
         <w:pBdr>
@@ -3131,8 +3070,8 @@
         </w:pict>
       </w:r>
     </w:p>
-    <w:bookmarkEnd w:id="36"/>
-    <w:bookmarkStart w:id="37" w:name="dispute-resolution"/>
+    <w:bookmarkEnd w:id="35"/>
+    <w:bookmarkStart w:id="36" w:name="dispute-resolution"/>
     <w:p>
       <w:pPr>
         <w:pBdr>
@@ -3200,8 +3139,8 @@
         </w:pict>
       </w:r>
     </w:p>
-    <w:bookmarkEnd w:id="37"/>
-    <w:bookmarkStart w:id="38" w:name="general-provisions"/>
+    <w:bookmarkEnd w:id="36"/>
+    <w:bookmarkStart w:id="37" w:name="general-provisions"/>
     <w:p>
       <w:pPr>
         <w:pBdr>
@@ -3303,8 +3242,8 @@
         </w:pict>
       </w:r>
     </w:p>
-    <w:bookmarkEnd w:id="38"/>
-    <w:bookmarkStart w:id="39" w:name="signatures"/>
+    <w:bookmarkEnd w:id="37"/>
+    <w:bookmarkStart w:id="38" w:name="signatures"/>
     <w:p>
       <w:pPr>
         <w:pBdr>
@@ -3851,15 +3790,8 @@
         <w:t xml:space="preserve">PECH Group Holdings Ltd | Confidential | pechgroupholdings.tech</w:t>
       </w:r>
     </w:p>
-    <w:bookmarkEnd w:id="39"/>
-    <w:sectPr>
-      <w:pgBorders w:offsetFrom="page">
-        <w:top w:val="single" w:sz="18" w:space="24" w:color="00BFFF"/>
-        <w:left w:val="single" w:sz="18" w:space="24" w:color="0099CC"/>
-        <w:bottom w:val="single" w:sz="18" w:space="24" w:color="F5A623"/>
-        <w:right w:val="single" w:sz="18" w:space="24" w:color="E08A00"/>
-      </w:pgBorders>
-    </w:sectPr>
+    <w:bookmarkEnd w:id="38"/>
+    <w:sectPr/>
     <w:p>
       <w:pPr>
         <w:pBdr>
